--- a/CHECKLISTS/LL/CHECK LIST/LL-01.docx
+++ b/CHECKLISTS/LL/CHECK LIST/LL-01.docx
@@ -823,64 +823,74 @@
           <w:trHeight w:hRule="exact" w:val="638"/>
         </w:trPr>
         <w:tc>
-          <w:tcPr>
-            <w:tcW w:w="3536" w:type="dxa"/>
-            <w:tcBorders>
-              <w:top w:val="single" w:sz="8" w:space="0" w:color="000000"/>
-              <w:left w:val="single" w:sz="8" w:space="0" w:color="000000"/>
-              <w:bottom w:val="single" w:sz="8" w:space="0" w:color="000000"/>
-              <w:right w:val="single" w:sz="8" w:space="0" w:color="000000"/>
-            </w:tcBorders>
-          </w:tcPr>
-          <w:p/>
+          <w:sdt>
+            <w:sdtPr>
+              <w:tag w:val="vessel_name"/>
+            </w:sdtPr>
+            <w:sdtContent>
+              <w:p>
+                <w:r>
+                  <w:t>{vessel_name}</w:t>
+                </w:r>
+              </w:p>
+            </w:sdtContent>
+          </w:sdt>
         </w:tc>
         <w:tc>
-          <w:tcPr>
-            <w:tcW w:w="2453" w:type="dxa"/>
-            <w:tcBorders>
-              <w:top w:val="single" w:sz="8" w:space="0" w:color="000000"/>
-              <w:left w:val="single" w:sz="8" w:space="0" w:color="000000"/>
-              <w:bottom w:val="single" w:sz="8" w:space="0" w:color="000000"/>
-              <w:right w:val="single" w:sz="8" w:space="0" w:color="000000"/>
-            </w:tcBorders>
-          </w:tcPr>
-          <w:p/>
+          <w:sdt>
+            <w:sdtPr>
+              <w:tag w:val="call_sign"/>
+            </w:sdtPr>
+            <w:sdtContent>
+              <w:p>
+                <w:r>
+                  <w:t>{call_sign}</w:t>
+                </w:r>
+              </w:p>
+            </w:sdtContent>
+          </w:sdt>
         </w:tc>
         <w:tc>
-          <w:tcPr>
-            <w:tcW w:w="1562" w:type="dxa"/>
-            <w:tcBorders>
-              <w:top w:val="single" w:sz="8" w:space="0" w:color="000000"/>
-              <w:left w:val="single" w:sz="8" w:space="0" w:color="000000"/>
-              <w:bottom w:val="single" w:sz="8" w:space="0" w:color="000000"/>
-              <w:right w:val="single" w:sz="8" w:space="0" w:color="000000"/>
-            </w:tcBorders>
-          </w:tcPr>
-          <w:p/>
+          <w:sdt>
+            <w:sdtPr>
+              <w:tag w:val="port_of_registry"/>
+            </w:sdtPr>
+            <w:sdtContent>
+              <w:p>
+                <w:r>
+                  <w:t>{port_of_registry}</w:t>
+                </w:r>
+              </w:p>
+            </w:sdtContent>
+          </w:sdt>
         </w:tc>
         <w:tc>
-          <w:tcPr>
-            <w:tcW w:w="1561" w:type="dxa"/>
-            <w:tcBorders>
-              <w:top w:val="single" w:sz="8" w:space="0" w:color="000000"/>
-              <w:left w:val="single" w:sz="8" w:space="0" w:color="000000"/>
-              <w:bottom w:val="single" w:sz="8" w:space="0" w:color="000000"/>
-              <w:right w:val="single" w:sz="8" w:space="0" w:color="000000"/>
-            </w:tcBorders>
-          </w:tcPr>
-          <w:p/>
+          <w:sdt>
+            <w:sdtPr>
+              <w:tag w:val="gross_tonnage"/>
+            </w:sdtPr>
+            <w:sdtContent>
+              <w:p>
+                <w:r>
+                  <w:t>{gross_tonnage}</w:t>
+                </w:r>
+              </w:p>
+            </w:sdtContent>
+          </w:sdt>
         </w:tc>
         <w:tc>
-          <w:tcPr>
-            <w:tcW w:w="1560" w:type="dxa"/>
-            <w:tcBorders>
-              <w:top w:val="single" w:sz="8" w:space="0" w:color="000000"/>
-              <w:left w:val="single" w:sz="8" w:space="0" w:color="000000"/>
-              <w:bottom w:val="single" w:sz="8" w:space="0" w:color="000000"/>
-              <w:right w:val="single" w:sz="8" w:space="0" w:color="000000"/>
-            </w:tcBorders>
-          </w:tcPr>
-          <w:p/>
+          <w:sdt>
+            <w:sdtPr>
+              <w:tag w:val="imo_number"/>
+            </w:sdtPr>
+            <w:sdtContent>
+              <w:p>
+                <w:r>
+                  <w:t>{imo_number}</w:t>
+                </w:r>
+              </w:p>
+            </w:sdtContent>
+          </w:sdt>
         </w:tc>
       </w:tr>
       <w:tr>
@@ -1443,16 +1453,18 @@
           <w:trHeight w:hRule="exact" w:val="636"/>
         </w:trPr>
         <w:tc>
-          <w:tcPr>
-            <w:tcW w:w="3536" w:type="dxa"/>
-            <w:tcBorders>
-              <w:top w:val="single" w:sz="8" w:space="0" w:color="000000"/>
-              <w:left w:val="single" w:sz="8" w:space="0" w:color="000000"/>
-              <w:bottom w:val="single" w:sz="8" w:space="0" w:color="000000"/>
-              <w:right w:val="single" w:sz="8" w:space="0" w:color="000000"/>
-            </w:tcBorders>
-          </w:tcPr>
-          <w:p/>
+          <w:sdt>
+            <w:sdtPr>
+              <w:tag w:val="ship_type"/>
+            </w:sdtPr>
+            <w:sdtContent>
+              <w:p>
+                <w:r>
+                  <w:t>{ship_type}</w:t>
+                </w:r>
+              </w:p>
+            </w:sdtContent>
+          </w:sdt>
         </w:tc>
         <w:tc>
           <w:tcPr>
@@ -16592,13 +16604,18 @@
       </w:r>
     </w:p>
     <w:p>
-      <w:pPr>
-        <w:rPr>
-          <w:rFonts w:ascii="Calibri" w:eastAsia="Calibri" w:hAnsi="Calibri" w:cs="Calibri"/>
-          <w:sz w:val="20"/>
-          <w:szCs w:val="20"/>
-        </w:rPr>
-      </w:pPr>
+      <w:sdt>
+        <w:sdtPr>
+          <w:tag w:val="expiry_date"/>
+        </w:sdtPr>
+        <w:sdtContent>
+          <w:p>
+            <w:r>
+              <w:t>{expiry_date}</w:t>
+            </w:r>
+          </w:p>
+        </w:sdtContent>
+      </w:sdt>
     </w:p>
     <w:p>
       <w:pPr>
@@ -16815,16 +16832,18 @@
           <w:trHeight w:hRule="exact" w:val="305"/>
         </w:trPr>
         <w:tc>
-          <w:tcPr>
-            <w:tcW w:w="1051" w:type="dxa"/>
-            <w:tcBorders>
-              <w:top w:val="nil"/>
-              <w:left w:val="nil"/>
-              <w:bottom w:val="nil"/>
-              <w:right w:val="nil"/>
-            </w:tcBorders>
-          </w:tcPr>
-          <w:p/>
+          <w:sdt>
+            <w:sdtPr>
+              <w:tag w:val="place_of_survey"/>
+            </w:sdtPr>
+            <w:sdtContent>
+              <w:p>
+                <w:r>
+                  <w:t>{place_of_survey}</w:t>
+                </w:r>
+              </w:p>
+            </w:sdtContent>
+          </w:sdt>
         </w:tc>
         <w:tc>
           <w:tcPr>
@@ -16919,16 +16938,18 @@
           </w:p>
         </w:tc>
         <w:tc>
-          <w:tcPr>
-            <w:tcW w:w="1598" w:type="dxa"/>
-            <w:tcBorders>
-              <w:top w:val="nil"/>
-              <w:left w:val="nil"/>
-              <w:bottom w:val="nil"/>
-              <w:right w:val="nil"/>
-            </w:tcBorders>
-          </w:tcPr>
-          <w:p/>
+          <w:sdt>
+            <w:sdtPr>
+              <w:tag w:val="issue_date"/>
+            </w:sdtPr>
+            <w:sdtContent>
+              <w:p>
+                <w:r>
+                  <w:t>{issue_date}</w:t>
+                </w:r>
+              </w:p>
+            </w:sdtContent>
+          </w:sdt>
         </w:tc>
         <w:tc>
           <w:tcPr>

--- a/CHECKLISTS/LL/CHECK LIST/LL-01.docx
+++ b/CHECKLISTS/LL/CHECK LIST/LL-01.docx
@@ -16545,6 +16545,26 @@
         </w:rPr>
         <w:tab/>
       </w:r>
+      <w:sdt>
+        <w:sdtPr>
+          <w:tag w:val="expiry_date"/>
+          <w:rPr>
+            <w:rFonts w:ascii="Times New Roman"/>
+            <w:sz w:val="20"/>
+            <w:u w:val="single" w:color="000000"/>
+          </w:rPr>
+        </w:sdtPr>
+        <w:sdtContent>
+          <w:r>
+            <w:rPr>
+              <w:rFonts w:ascii="Times New Roman"/>
+              <w:sz w:val="20"/>
+              <w:u w:val="single" w:color="000000"/>
+            </w:rPr>
+            <w:t>{expiry_date}</w:t>
+          </w:r>
+        </w:sdtContent>
+      </w:sdt>
     </w:p>
     <w:p>
       <w:pPr>

--- a/CHECKLISTS/LL/CHECK LIST/LL-01.docx
+++ b/CHECKLISTS/LL/CHECK LIST/LL-01.docx
@@ -16545,6 +16545,16 @@
         </w:rPr>
         <w:tab/>
       </w:r>
+      <w:sdt>
+        <w:sdtPr>
+          <w:tag w:val="expiry_date"/>
+        </w:sdtPr>
+        <w:sdtContent>
+          <w:r>
+            <w:t>{expiry_date}</w:t>
+          </w:r>
+        </w:sdtContent>
+      </w:sdt>
     </w:p>
     <w:p>
       <w:pPr>
@@ -16602,20 +16612,6 @@
         </w:rPr>
         <w:t>(Year)</w:t>
       </w:r>
-    </w:p>
-    <w:p>
-      <w:sdt>
-        <w:sdtPr>
-          <w:tag w:val="expiry_date"/>
-        </w:sdtPr>
-        <w:sdtContent>
-          <w:p>
-            <w:r>
-              <w:t>{expiry_date}</w:t>
-            </w:r>
-          </w:p>
-        </w:sdtContent>
-      </w:sdt>
     </w:p>
     <w:p>
       <w:pPr>
